--- a/tests/sample-word-export.docx
+++ b/tests/sample-word-export.docx
@@ -14,7 +14,7 @@
           <w:sz w:val="24"/>
           <w:szCs w:val="24"/>
         </w:rPr>
-        <w:t xml:space="preserve">THINKNINE</w:t>
+        <w:t xml:space="preserve">BC PROCESS STUDIO</w:t>
       </w:r>
     </w:p>
     <w:p>
@@ -108,7 +108,7 @@
           <w:p>
             <w:r>
               <w:rPr/>
-              <w:t xml:space="preserve">2026-08-04</w:t>
+              <w:t xml:space="preserve">2026-10-26</w:t>
             </w:r>
           </w:p>
         </w:tc>
@@ -353,21 +353,6 @@
           <w:szCs w:val="24"/>
         </w:rPr>
         <w:t xml:space="preserve">Öppna sidan Förs.order.</w:t>
-      </w:r>
-    </w:p>
-    <w:p>
-      <w:pPr>
-        <w:pStyle w:val="Caption"/>
-        <w:spacing w:after="80"/>
-      </w:pPr>
-      <w:r>
-        <w:rPr>
-          <w:i/>
-          <w:color w:val="5F6B76"/>
-          <w:sz w:val="18"/>
-          <w:szCs w:val="18"/>
-        </w:rPr>
-        <w:t xml:space="preserve">Sida: Förs.order  |  Säkerhet: 98%</w:t>
       </w:r>
     </w:p>
     <w:p>
@@ -451,21 +436,7 @@
         <w:t xml:space="preserve">Ange Utleveransdatum.</w:t>
       </w:r>
     </w:p>
-    <w:p>
-      <w:pPr>
-        <w:pStyle w:val="Caption"/>
-        <w:spacing w:after="80"/>
-      </w:pPr>
-      <w:r>
-        <w:rPr>
-          <w:i/>
-          <w:color w:val="5F6B76"/>
-          <w:sz w:val="18"/>
-          <w:szCs w:val="18"/>
-        </w:rPr>
-        <w:t xml:space="preserve">Sida: Förs.order  |  Säkerhet: 95%</w:t>
-      </w:r>
-    </w:p>
+    <w:p/>
     <w:tbl>
       <w:tblPr>
         <w:tblW w:w="0" w:type="auto"/>
@@ -511,7 +482,7 @@
       <w:pPr/>
       <w:r>
         <w:rPr/>
-        <w:t xml:space="preserve">Processen är genomförd enligt arbetsgången och de registrerade ändringarna har sparats i Business Central.</w:t>
+        <w:t xml:space="preserve">Stegen beskriver det observerade arbetsflödet. Kontrollera dokumentets status och bekräfta om processen kräver bokföring i Business Central.</w:t>
       </w:r>
     </w:p>
     <w:p>
@@ -606,7 +577,7 @@
           <w:p>
             <w:r>
               <w:rPr/>
-              <w:t xml:space="preserve">2026-08-04</w:t>
+              <w:t xml:space="preserve">2026-10-26</w:t>
             </w:r>
           </w:p>
         </w:tc>
@@ -657,7 +628,7 @@
         <w:sz w:val="18"/>
         <w:szCs w:val="18"/>
       </w:rPr>
-      <w:t>Thinknine Process Intelligence  |  Sida </w:t>
+      <w:t>BC Process Studio  |  Sida </w:t>
     </w:r>
     <w:r>
       <w:fldChar w:fldCharType="begin"/>
